--- a/docs/publication/peer-review-brief.docx
+++ b/docs/publication/peer-review-brief.docx
@@ -72,16 +72,25 @@
         <w:t>Try it</w:t>
       </w:r>
       <w:r>
-        <w:t xml:space="preserve"> (10 min): https://dradityaaiims-cloud.github.io/vent-sim/ . Open </w:t>
+        <w:t xml:space="preserve"> (10 min): https://dradityaaiims-cloud.github.io/vent-sim/ . Choose a patient in the first-run dialog, take the </w:t>
       </w:r>
       <w:r>
         <w:rPr>
           <w:b/>
         </w:rPr>
-        <w:t>Learn &gt; How to use</w:t>
+        <w:t>1-minute tour</w:t>
       </w:r>
       <w:r>
-        <w:t xml:space="preserve">, run one or two </w:t>
+        <w:t xml:space="preserve">, read the </w:t>
+      </w:r>
+      <w:r>
+        <w:rPr>
+          <w:b/>
+        </w:rPr>
+        <w:t>Learn</w:t>
+      </w:r>
+      <w:r>
+        <w:t xml:space="preserve"> quick start, run one or two </w:t>
       </w:r>
       <w:r>
         <w:rPr>
@@ -251,6 +260,15 @@
       </w:pPr>
       <w:r>
         <w:t>Please tell me</w:t>
+      </w:r>
+    </w:p>
+    <w:p>
+      <w:pPr>
+        <w:pStyle w:val="ListBullet"/>
+        <w:spacing w:after="40"/>
+      </w:pPr>
+      <w:r>
+        <w:t>Whether you knew where to start in the first minute, and what you would change about the tour or the Learn tab.</w:t>
       </w:r>
     </w:p>
     <w:p>
